--- a/制作ノート_25059_友原淳-1.docx
+++ b/制作ノート_25059_友原淳-1.docx
@@ -67,7 +67,7 @@
     <w:p>
       <w:pPr>
         <w:rPr>
-          <w:rFonts w:ascii="ＭＳ Ｐ明朝" w:eastAsia="ＭＳ Ｐ明朝" w:hAnsi="ＭＳ Ｐ明朝" w:hint="eastAsia"/>
+          <w:rFonts w:ascii="ＭＳ Ｐ明朝" w:eastAsia="ＭＳ Ｐ明朝" w:hAnsi="ＭＳ Ｐ明朝"/>
         </w:rPr>
       </w:pPr>
       <w:r>
@@ -81,7 +81,21 @@
           <w:rFonts w:ascii="ＭＳ Ｐ明朝" w:eastAsia="ＭＳ Ｐ明朝" w:hAnsi="ＭＳ Ｐ明朝" w:hint="eastAsia"/>
           <w:u w:val="single"/>
         </w:rPr>
-        <w:t>親戚の美容系のWebページ</w:t>
+        <w:t>親戚の</w:t>
+      </w:r>
+      <w:r>
+        <w:rPr>
+          <w:rFonts w:ascii="ＭＳ Ｐ明朝" w:eastAsia="ＭＳ Ｐ明朝" w:hAnsi="ＭＳ Ｐ明朝" w:hint="eastAsia"/>
+          <w:u w:val="single"/>
+        </w:rPr>
+        <w:t>個人経営の美容</w:t>
+      </w:r>
+      <w:r>
+        <w:rPr>
+          <w:rFonts w:ascii="ＭＳ Ｐ明朝" w:eastAsia="ＭＳ Ｐ明朝" w:hAnsi="ＭＳ Ｐ明朝" w:hint="eastAsia"/>
+          <w:u w:val="single"/>
+        </w:rPr>
+        <w:t>Webページ</w:t>
       </w:r>
     </w:p>
     <w:p>
@@ -107,8 +121,15 @@
         <w:rPr>
           <w:rFonts w:ascii="ＭＳ Ｐ明朝" w:eastAsia="ＭＳ Ｐ明朝" w:hAnsi="ＭＳ Ｐ明朝" w:hint="eastAsia"/>
         </w:rPr>
-        <w:t>XXXXXXXXXXXXXXXXXXXXXXXXXXXXXXXXXXXXXXXXXXXXXXXXXXXXXXXXXXXXXXXXXXXXXXXXXXXXXXXXXXXXXXXXXXXXXXXXXXXXXXXXXXXXXXXXXXXXXXXXXXXXXXXXXXXXXXXXXXXXXXXXXXXXXXXXXXXXXXXXXXXXXXXXXXXXXXXXXXXXXXXXXXXXXXXXXXXXXXXXXXXXXXXXｘ</w:t>
-      </w:r>
+        <w:t>個人で経営していますが、規模が友達や友達の親までで終わってしまっているので個人経営ですが、お客を増やしたいという声もあったため今後人を増やすためにWebページの制作をすることにしました。</w:t>
+      </w:r>
+    </w:p>
+    <w:p>
+      <w:pPr>
+        <w:rPr>
+          <w:rFonts w:ascii="ＭＳ Ｐ明朝" w:eastAsia="ＭＳ Ｐ明朝" w:hAnsi="ＭＳ Ｐ明朝" w:hint="eastAsia"/>
+        </w:rPr>
+      </w:pPr>
     </w:p>
     <w:p>
       <w:pPr>
@@ -140,7 +161,7 @@
         <w:rPr>
           <w:rFonts w:ascii="ＭＳ Ｐ明朝" w:eastAsia="ＭＳ Ｐ明朝" w:hAnsi="ＭＳ Ｐ明朝" w:hint="eastAsia"/>
         </w:rPr>
-        <w:t>XXXXXXXXXXXXXXXXXXXXXXXXXXXXXXXXXXXXXXXXXXXXXXXXXXXXXXXXXXXXXXXXXXXXXXXXXXXXXXXXXXXXXXXXXXXXXXXXXXXXXXXXXXXXXXXXXXXXXXXXXXXXXXXXXXXXXXXXXXXXXXXXXXXXXXXXXXXXXXXXXXXXXXXXXXXXXXXXXXXXXXXXXXXXXXXXXXXXXXXXXXXXXXXX</w:t>
+        <w:t>XXXXXXXXXXXXXXXXXXXXXXXXXXXXXXXXXXXXXXXXXXXXXXXXXXXXXXXXXXXXXXXXXXXXXXXXXXXXXXXXXXXXXXXXXXXXXXXXXXXXXXXXXXXXXXXXXXXXXXXXXXXXXXXXXXXXXXXXXXXXXXXXXXXXXXXXXXXXXXXXXXXXXXXXXXXXXXXXXXXXXXXXXXXXXXXXXXXXXX</w:t>
       </w:r>
     </w:p>
     <w:p>
@@ -200,6 +221,12 @@
         </w:rPr>
         <w:t>6月</w:t>
       </w:r>
+      <w:r>
+        <w:rPr>
+          <w:rFonts w:ascii="ＭＳ Ｐ明朝" w:eastAsia="ＭＳ Ｐ明朝" w:hAnsi="ＭＳ Ｐ明朝" w:hint="eastAsia"/>
+        </w:rPr>
+        <w:t xml:space="preserve">　　　内容の設定</w:t>
+      </w:r>
     </w:p>
     <w:p>
       <w:pPr>
@@ -213,6 +240,18 @@
         </w:rPr>
         <w:t>7月</w:t>
       </w:r>
+      <w:r>
+        <w:rPr>
+          <w:rFonts w:ascii="ＭＳ Ｐ明朝" w:eastAsia="ＭＳ Ｐ明朝" w:hAnsi="ＭＳ Ｐ明朝" w:hint="eastAsia"/>
+        </w:rPr>
+        <w:t xml:space="preserve">　　　</w:t>
+      </w:r>
+      <w:r>
+        <w:rPr>
+          <w:rFonts w:ascii="ＭＳ Ｐ明朝" w:eastAsia="ＭＳ Ｐ明朝" w:hAnsi="ＭＳ Ｐ明朝" w:hint="eastAsia"/>
+        </w:rPr>
+        <w:t>内容集め</w:t>
+      </w:r>
     </w:p>
     <w:p>
       <w:pPr>
@@ -341,7 +380,14 @@
         <w:rPr>
           <w:rFonts w:ascii="ＭＳ Ｐ明朝" w:eastAsia="ＭＳ Ｐ明朝" w:hAnsi="ＭＳ Ｐ明朝" w:hint="eastAsia"/>
         </w:rPr>
-        <w:t>XXXXXXXXXXXXXXXXXXXXXXXXXXXXXXXXXXXXXXXXXXXXXXXXXXXXXXXXXXXXXXXXXXXXXXXXXXXXXXXXXXXXXXXXXXXXXXXXXXXXXXXXXXXXXXXXXXXXXXXXXXXXXXXXXXXXXXXXXXXXXXXXXXXXXXXXXXXXXXXXXXXXXXXXXXXXXXXXXXXXXXXXXXXXXXXXXXXXXXXXXXXXXXXX</w:t>
+        <w:t>XXXXXXXXXXXXXXXXXXXXXXXXXXXXXXXXXXXXXXXXXXXXXXXXXXXXXXXXXXXXXXXXXXXXXXXXXXXXXXXXXXXXXXXXXXXXXXXXXXXXXXXXXXXXXXXXXXXXXXXXXXXXXXXXXXXXXXXXXXXXXXXX</w:t>
+      </w:r>
+      <w:r>
+        <w:rPr>
+          <w:rFonts w:ascii="ＭＳ Ｐ明朝" w:eastAsia="ＭＳ Ｐ明朝" w:hAnsi="ＭＳ Ｐ明朝" w:hint="eastAsia"/>
+        </w:rPr>
+        <w:lastRenderedPageBreak/>
+        <w:t>XXXXXXXXXXXXXXXXXXXXXXXXXXXXXXXXXXXXXXXXXXXXXXXXXXXXXXXXXXXXXXXX</w:t>
       </w:r>
     </w:p>
     <w:p>

--- a/制作ノート_25059_友原淳-1.docx
+++ b/制作ノート_25059_友原淳-1.docx
@@ -127,7 +127,7 @@
     <w:p>
       <w:pPr>
         <w:rPr>
-          <w:rFonts w:ascii="ＭＳ Ｐ明朝" w:eastAsia="ＭＳ Ｐ明朝" w:hAnsi="ＭＳ Ｐ明朝" w:hint="eastAsia"/>
+          <w:rFonts w:ascii="ＭＳ Ｐ明朝" w:eastAsia="ＭＳ Ｐ明朝" w:hAnsi="ＭＳ Ｐ明朝"/>
         </w:rPr>
       </w:pPr>
     </w:p>
@@ -161,7 +161,7 @@
         <w:rPr>
           <w:rFonts w:ascii="ＭＳ Ｐ明朝" w:eastAsia="ＭＳ Ｐ明朝" w:hAnsi="ＭＳ Ｐ明朝" w:hint="eastAsia"/>
         </w:rPr>
-        <w:t>XXXXXXXXXXXXXXXXXXXXXXXXXXXXXXXXXXXXXXXXXXXXXXXXXXXXXXXXXXXXXXXXXXXXXXXXXXXXXXXXXXXXXXXXXXXXXXXXXXXXXXXXXXXXXXXXXXXXXXXXXXXXXXXXXXXXXXXXXXXXXXXXXXXXXXXXXXXXXXXXXXXXXXXXXXXXXXXXXXXXXXXXXXXXXXXXXXXXXX</w:t>
+        <w:t xml:space="preserve">　美容系統に興味あるに人間に</w:t>
       </w:r>
     </w:p>
     <w:p>
@@ -380,14 +380,7 @@
         <w:rPr>
           <w:rFonts w:ascii="ＭＳ Ｐ明朝" w:eastAsia="ＭＳ Ｐ明朝" w:hAnsi="ＭＳ Ｐ明朝" w:hint="eastAsia"/>
         </w:rPr>
-        <w:t>XXXXXXXXXXXXXXXXXXXXXXXXXXXXXXXXXXXXXXXXXXXXXXXXXXXXXXXXXXXXXXXXXXXXXXXXXXXXXXXXXXXXXXXXXXXXXXXXXXXXXXXXXXXXXXXXXXXXXXXXXXXXXXXXXXXXXXXXXXXXXXXX</w:t>
-      </w:r>
-      <w:r>
-        <w:rPr>
-          <w:rFonts w:ascii="ＭＳ Ｐ明朝" w:eastAsia="ＭＳ Ｐ明朝" w:hAnsi="ＭＳ Ｐ明朝" w:hint="eastAsia"/>
-        </w:rPr>
-        <w:lastRenderedPageBreak/>
-        <w:t>XXXXXXXXXXXXXXXXXXXXXXXXXXXXXXXXXXXXXXXXXXXXXXXXXXXXXXXXXXXXXXXX</w:t>
+        <w:t>XXXXXXXXXXXXXXXXXXXXXXXXXXXXXXXXXXXXXXXXXXXXXXXXXXXXXXXXXXXXXXXXXXXXXXXXXXXXXXXXXXXXXXXXXXXXXXXXXXXXXXXXXXXXXXXXXXXXXXXXXXXXXXXXXXXXXXXXXXXXXXXXXXXXXXXXXXXXXXXXXXXXXXXXXXXXXXXXXXXXXXXXXXXXXXXXXXXXXXXXXXXXXXXX</w:t>
       </w:r>
     </w:p>
     <w:p>

--- a/制作ノート_25059_友原淳-1.docx
+++ b/制作ノート_25059_友原淳-1.docx
@@ -121,15 +121,48 @@
         <w:rPr>
           <w:rFonts w:ascii="ＭＳ Ｐ明朝" w:eastAsia="ＭＳ Ｐ明朝" w:hAnsi="ＭＳ Ｐ明朝" w:hint="eastAsia"/>
         </w:rPr>
-        <w:t>個人で経営していますが、規模が友達や友達の親までで終わってしまっているので個人経営ですが、お客を増やしたいという声もあったため今後人を増やすためにWebページの制作をすることにしました。</w:t>
-      </w:r>
-    </w:p>
-    <w:p>
-      <w:pPr>
-        <w:rPr>
-          <w:rFonts w:ascii="ＭＳ Ｐ明朝" w:eastAsia="ＭＳ Ｐ明朝" w:hAnsi="ＭＳ Ｐ明朝"/>
-        </w:rPr>
-      </w:pPr>
+        <w:t>個人で経営していますが、規模が友達や友達の親までで終わってしまっているので個人経営ですが、お客を増やしたいという声もあったため今後人を増やすためにWebページ</w:t>
+      </w:r>
+      <w:r>
+        <w:rPr>
+          <w:rFonts w:ascii="ＭＳ Ｐ明朝" w:eastAsia="ＭＳ Ｐ明朝" w:hAnsi="ＭＳ Ｐ明朝" w:hint="eastAsia"/>
+        </w:rPr>
+        <w:t>とポスターまたチラシの</w:t>
+      </w:r>
+      <w:r>
+        <w:rPr>
+          <w:rFonts w:ascii="ＭＳ Ｐ明朝" w:eastAsia="ＭＳ Ｐ明朝" w:hAnsi="ＭＳ Ｐ明朝" w:hint="eastAsia"/>
+        </w:rPr>
+        <w:t>制作しま</w:t>
+      </w:r>
+      <w:r>
+        <w:rPr>
+          <w:rFonts w:ascii="ＭＳ Ｐ明朝" w:eastAsia="ＭＳ Ｐ明朝" w:hAnsi="ＭＳ Ｐ明朝" w:hint="eastAsia"/>
+        </w:rPr>
+        <w:t>す</w:t>
+      </w:r>
+      <w:r>
+        <w:rPr>
+          <w:rFonts w:ascii="ＭＳ Ｐ明朝" w:eastAsia="ＭＳ Ｐ明朝" w:hAnsi="ＭＳ Ｐ明朝" w:hint="eastAsia"/>
+        </w:rPr>
+        <w:t>。</w:t>
+      </w:r>
+    </w:p>
+    <w:p>
+      <w:pPr>
+        <w:tabs>
+          <w:tab w:val="left" w:pos="9084"/>
+        </w:tabs>
+        <w:rPr>
+          <w:rFonts w:ascii="ＭＳ Ｐ明朝" w:eastAsia="ＭＳ Ｐ明朝" w:hAnsi="ＭＳ Ｐ明朝"/>
+        </w:rPr>
+      </w:pPr>
+      <w:r>
+        <w:rPr>
+          <w:rFonts w:ascii="ＭＳ Ｐ明朝" w:eastAsia="ＭＳ Ｐ明朝" w:hAnsi="ＭＳ Ｐ明朝"/>
+        </w:rPr>
+        <w:tab/>
+      </w:r>
     </w:p>
     <w:p>
       <w:pPr>
@@ -1104,7 +1137,6 @@
   <w:style w:type="character" w:default="1" w:styleId="a0">
     <w:name w:val="Default Paragraph Font"/>
     <w:uiPriority w:val="1"/>
-    <w:semiHidden/>
     <w:unhideWhenUsed/>
   </w:style>
   <w:style w:type="table" w:default="1" w:styleId="a1">

--- a/制作ノート_25059_友原淳-1.docx
+++ b/制作ノート_25059_友原淳-1.docx
@@ -81,20 +81,13 @@
           <w:rFonts w:ascii="ＭＳ Ｐ明朝" w:eastAsia="ＭＳ Ｐ明朝" w:hAnsi="ＭＳ Ｐ明朝" w:hint="eastAsia"/>
           <w:u w:val="single"/>
         </w:rPr>
-        <w:t>親戚の</w:t>
+        <w:t>個人経営の美容</w:t>
       </w:r>
       <w:r>
         <w:rPr>
           <w:rFonts w:ascii="ＭＳ Ｐ明朝" w:eastAsia="ＭＳ Ｐ明朝" w:hAnsi="ＭＳ Ｐ明朝" w:hint="eastAsia"/>
           <w:u w:val="single"/>
         </w:rPr>
-        <w:t>個人経営の美容</w:t>
-      </w:r>
-      <w:r>
-        <w:rPr>
-          <w:rFonts w:ascii="ＭＳ Ｐ明朝" w:eastAsia="ＭＳ Ｐ明朝" w:hAnsi="ＭＳ Ｐ明朝" w:hint="eastAsia"/>
-          <w:u w:val="single"/>
-        </w:rPr>
         <w:t>Webページ</w:t>
       </w:r>
     </w:p>
@@ -114,7 +107,7 @@
     <w:p>
       <w:pPr>
         <w:rPr>
-          <w:rFonts w:ascii="ＭＳ Ｐ明朝" w:eastAsia="ＭＳ Ｐ明朝" w:hAnsi="ＭＳ Ｐ明朝"/>
+          <w:rFonts w:ascii="ＭＳ Ｐ明朝" w:eastAsia="ＭＳ Ｐ明朝" w:hAnsi="ＭＳ Ｐ明朝" w:hint="eastAsia"/>
         </w:rPr>
       </w:pPr>
       <w:r>
@@ -127,7 +120,13 @@
         <w:rPr>
           <w:rFonts w:ascii="ＭＳ Ｐ明朝" w:eastAsia="ＭＳ Ｐ明朝" w:hAnsi="ＭＳ Ｐ明朝" w:hint="eastAsia"/>
         </w:rPr>
-        <w:t>とポスターまたチラシの</w:t>
+        <w:t>とポスターまたチラシ</w:t>
+      </w:r>
+      <w:r>
+        <w:rPr>
+          <w:rFonts w:ascii="ＭＳ Ｐ明朝" w:eastAsia="ＭＳ Ｐ明朝" w:hAnsi="ＭＳ Ｐ明朝" w:hint="eastAsia"/>
+        </w:rPr>
+        <w:t>を</w:t>
       </w:r>
       <w:r>
         <w:rPr>
@@ -150,91 +149,73 @@
     </w:p>
     <w:p>
       <w:pPr>
-        <w:tabs>
-          <w:tab w:val="left" w:pos="9084"/>
-        </w:tabs>
-        <w:rPr>
-          <w:rFonts w:ascii="ＭＳ Ｐ明朝" w:eastAsia="ＭＳ Ｐ明朝" w:hAnsi="ＭＳ Ｐ明朝"/>
-        </w:rPr>
-      </w:pPr>
+        <w:rPr>
+          <w:rFonts w:ascii="ＭＳ Ｐ明朝" w:eastAsia="ＭＳ Ｐ明朝" w:hAnsi="ＭＳ Ｐ明朝"/>
+        </w:rPr>
+      </w:pPr>
+      <w:r>
+        <w:rPr>
+          <w:rFonts w:ascii="ＭＳ Ｐ明朝" w:eastAsia="ＭＳ Ｐ明朝" w:hAnsi="ＭＳ Ｐ明朝" w:hint="eastAsia"/>
+        </w:rPr>
+        <w:t>ターゲット：（想定される閲覧者について）</w:t>
+      </w:r>
+    </w:p>
+    <w:p>
+      <w:pPr>
+        <w:rPr>
+          <w:rFonts w:ascii="ＭＳ Ｐ明朝" w:eastAsia="ＭＳ Ｐ明朝" w:hAnsi="ＭＳ Ｐ明朝" w:hint="eastAsia"/>
+        </w:rPr>
+      </w:pPr>
+      <w:r>
+        <w:rPr>
+          <w:rFonts w:ascii="ＭＳ Ｐ明朝" w:eastAsia="ＭＳ Ｐ明朝" w:hAnsi="ＭＳ Ｐ明朝" w:hint="eastAsia"/>
+        </w:rPr>
+        <w:t xml:space="preserve">　美容系統に興味あるに人</w:t>
+      </w:r>
+      <w:r>
+        <w:rPr>
+          <w:rFonts w:ascii="ＭＳ Ｐ明朝" w:eastAsia="ＭＳ Ｐ明朝" w:hAnsi="ＭＳ Ｐ明朝" w:hint="eastAsia"/>
+        </w:rPr>
+        <w:t>、</w:t>
+      </w:r>
+      <w:r>
+        <w:rPr>
+          <w:rFonts w:ascii="ＭＳ Ｐ明朝" w:eastAsia="ＭＳ Ｐ明朝" w:hAnsi="ＭＳ Ｐ明朝" w:hint="eastAsia"/>
+        </w:rPr>
+        <w:t>自分を変えたい人</w:t>
+      </w:r>
+    </w:p>
+    <w:p>
+      <w:pPr>
+        <w:rPr>
+          <w:rFonts w:ascii="ＭＳ Ｐ明朝" w:eastAsia="ＭＳ Ｐ明朝" w:hAnsi="ＭＳ Ｐ明朝"/>
+        </w:rPr>
+      </w:pPr>
+      <w:r>
+        <w:rPr>
+          <w:rFonts w:ascii="ＭＳ Ｐ明朝" w:eastAsia="ＭＳ Ｐ明朝" w:hAnsi="ＭＳ Ｐ明朝" w:hint="eastAsia"/>
+        </w:rPr>
+        <w:t>制作スケジュール</w:t>
+      </w:r>
+    </w:p>
+    <w:p>
+      <w:pPr>
+        <w:rPr>
+          <w:rFonts w:ascii="ＭＳ Ｐ明朝" w:eastAsia="ＭＳ Ｐ明朝" w:hAnsi="ＭＳ Ｐ明朝"/>
+        </w:rPr>
+      </w:pPr>
+      <w:r>
+        <w:rPr>
+          <w:rFonts w:ascii="ＭＳ Ｐ明朝" w:eastAsia="ＭＳ Ｐ明朝" w:hAnsi="ＭＳ Ｐ明朝" w:hint="eastAsia"/>
+        </w:rPr>
+        <w:t>5月</w:t>
+      </w:r>
       <w:r>
         <w:rPr>
           <w:rFonts w:ascii="ＭＳ Ｐ明朝" w:eastAsia="ＭＳ Ｐ明朝" w:hAnsi="ＭＳ Ｐ明朝"/>
         </w:rPr>
         <w:tab/>
       </w:r>
-    </w:p>
-    <w:p>
-      <w:pPr>
-        <w:rPr>
-          <w:rFonts w:ascii="ＭＳ Ｐ明朝" w:eastAsia="ＭＳ Ｐ明朝" w:hAnsi="ＭＳ Ｐ明朝"/>
-        </w:rPr>
-      </w:pPr>
-    </w:p>
-    <w:p>
-      <w:pPr>
-        <w:rPr>
-          <w:rFonts w:ascii="ＭＳ Ｐ明朝" w:eastAsia="ＭＳ Ｐ明朝" w:hAnsi="ＭＳ Ｐ明朝"/>
-        </w:rPr>
-      </w:pPr>
-      <w:r>
-        <w:rPr>
-          <w:rFonts w:ascii="ＭＳ Ｐ明朝" w:eastAsia="ＭＳ Ｐ明朝" w:hAnsi="ＭＳ Ｐ明朝" w:hint="eastAsia"/>
-        </w:rPr>
-        <w:t>ターゲット：（想定される閲覧者について）</w:t>
-      </w:r>
-    </w:p>
-    <w:p>
-      <w:pPr>
-        <w:rPr>
-          <w:rFonts w:ascii="ＭＳ Ｐ明朝" w:eastAsia="ＭＳ Ｐ明朝" w:hAnsi="ＭＳ Ｐ明朝"/>
-        </w:rPr>
-      </w:pPr>
-      <w:r>
-        <w:rPr>
-          <w:rFonts w:ascii="ＭＳ Ｐ明朝" w:eastAsia="ＭＳ Ｐ明朝" w:hAnsi="ＭＳ Ｐ明朝" w:hint="eastAsia"/>
-        </w:rPr>
-        <w:t xml:space="preserve">　美容系統に興味あるに人間に</w:t>
-      </w:r>
-    </w:p>
-    <w:p>
-      <w:pPr>
-        <w:rPr>
-          <w:rFonts w:ascii="ＭＳ Ｐ明朝" w:eastAsia="ＭＳ Ｐ明朝" w:hAnsi="ＭＳ Ｐ明朝"/>
-        </w:rPr>
-      </w:pPr>
-    </w:p>
-    <w:p>
-      <w:pPr>
-        <w:rPr>
-          <w:rFonts w:ascii="ＭＳ Ｐ明朝" w:eastAsia="ＭＳ Ｐ明朝" w:hAnsi="ＭＳ Ｐ明朝"/>
-        </w:rPr>
-      </w:pPr>
-      <w:r>
-        <w:rPr>
-          <w:rFonts w:ascii="ＭＳ Ｐ明朝" w:eastAsia="ＭＳ Ｐ明朝" w:hAnsi="ＭＳ Ｐ明朝" w:hint="eastAsia"/>
-        </w:rPr>
-        <w:t>制作スケジュール</w:t>
-      </w:r>
-    </w:p>
-    <w:p>
-      <w:pPr>
-        <w:rPr>
-          <w:rFonts w:ascii="ＭＳ Ｐ明朝" w:eastAsia="ＭＳ Ｐ明朝" w:hAnsi="ＭＳ Ｐ明朝"/>
-        </w:rPr>
-      </w:pPr>
-      <w:r>
-        <w:rPr>
-          <w:rFonts w:ascii="ＭＳ Ｐ明朝" w:eastAsia="ＭＳ Ｐ明朝" w:hAnsi="ＭＳ Ｐ明朝" w:hint="eastAsia"/>
-        </w:rPr>
-        <w:t>5月</w:t>
-      </w:r>
-      <w:r>
-        <w:rPr>
-          <w:rFonts w:ascii="ＭＳ Ｐ明朝" w:eastAsia="ＭＳ Ｐ明朝" w:hAnsi="ＭＳ Ｐ明朝"/>
-        </w:rPr>
-        <w:tab/>
-      </w:r>
       <w:r>
         <w:rPr>
           <w:rFonts w:ascii="ＭＳ Ｐ明朝" w:eastAsia="ＭＳ Ｐ明朝" w:hAnsi="ＭＳ Ｐ明朝" w:hint="eastAsia"/>
@@ -279,12 +260,6 @@
         </w:rPr>
         <w:t xml:space="preserve">　　　</w:t>
       </w:r>
-      <w:r>
-        <w:rPr>
-          <w:rFonts w:ascii="ＭＳ Ｐ明朝" w:eastAsia="ＭＳ Ｐ明朝" w:hAnsi="ＭＳ Ｐ明朝" w:hint="eastAsia"/>
-        </w:rPr>
-        <w:t>内容集め</w:t>
-      </w:r>
     </w:p>
     <w:p>
       <w:pPr>
@@ -393,7 +368,7 @@
     <w:p>
       <w:pPr>
         <w:rPr>
-          <w:rFonts w:ascii="ＭＳ Ｐ明朝" w:eastAsia="ＭＳ Ｐ明朝" w:hAnsi="ＭＳ Ｐ明朝"/>
+          <w:rFonts w:ascii="ＭＳ Ｐ明朝" w:eastAsia="ＭＳ Ｐ明朝" w:hAnsi="ＭＳ Ｐ明朝" w:hint="eastAsia"/>
         </w:rPr>
       </w:pPr>
       <w:r>
@@ -406,29 +381,15 @@
     <w:p>
       <w:pPr>
         <w:rPr>
-          <w:rFonts w:ascii="ＭＳ Ｐ明朝" w:eastAsia="ＭＳ Ｐ明朝" w:hAnsi="ＭＳ Ｐ明朝"/>
-        </w:rPr>
-      </w:pPr>
-      <w:r>
-        <w:rPr>
-          <w:rFonts w:ascii="ＭＳ Ｐ明朝" w:eastAsia="ＭＳ Ｐ明朝" w:hAnsi="ＭＳ Ｐ明朝" w:hint="eastAsia"/>
-        </w:rPr>
-        <w:t>XXXXXXXXXXXXXXXXXXXXXXXXXXXXXXXXXXXXXXXXXXXXXXXXXXXXXXXXXXXXXXXXXXXXXXXXXXXXXXXXXXXXXXXXXXXXXXXXXXXXXXXXXXXXXXXXXXXXXXXXXXXXXXXXXXXXXXXXXXXXXXXXXXXXXXXXXXXXXXXXXXXXXXXXXXXXXXXXXXXXXXXXXXXXXXXXXXXXXXXXXXXXXXXX</w:t>
-      </w:r>
-    </w:p>
-    <w:p>
-      <w:pPr>
-        <w:rPr>
-          <w:rFonts w:ascii="ＭＳ Ｐ明朝" w:eastAsia="ＭＳ Ｐ明朝" w:hAnsi="ＭＳ Ｐ明朝"/>
-        </w:rPr>
-      </w:pPr>
-    </w:p>
-    <w:p>
-      <w:pPr>
-        <w:rPr>
-          <w:rFonts w:ascii="ＭＳ Ｐ明朝" w:eastAsia="ＭＳ Ｐ明朝" w:hAnsi="ＭＳ Ｐ明朝"/>
-        </w:rPr>
-      </w:pPr>
+          <w:rFonts w:ascii="ＭＳ Ｐ明朝" w:eastAsia="ＭＳ Ｐ明朝" w:hAnsi="ＭＳ Ｐ明朝" w:hint="eastAsia"/>
+        </w:rPr>
+      </w:pPr>
+      <w:r>
+        <w:rPr>
+          <w:rFonts w:ascii="ＭＳ Ｐ明朝" w:eastAsia="ＭＳ Ｐ明朝" w:hAnsi="ＭＳ Ｐ明朝" w:hint="eastAsia"/>
+        </w:rPr>
+        <w:t>Adobeアプリ　ビジュアルスタジオコード</w:t>
+      </w:r>
     </w:p>
     <w:p>
       <w:pPr>
@@ -446,22 +407,15 @@
     <w:p>
       <w:pPr>
         <w:rPr>
-          <w:rFonts w:ascii="ＭＳ Ｐ明朝" w:eastAsia="ＭＳ Ｐ明朝" w:hAnsi="ＭＳ Ｐ明朝"/>
-        </w:rPr>
-      </w:pPr>
-      <w:r>
-        <w:rPr>
-          <w:rFonts w:ascii="ＭＳ Ｐ明朝" w:eastAsia="ＭＳ Ｐ明朝" w:hAnsi="ＭＳ Ｐ明朝" w:hint="eastAsia"/>
-        </w:rPr>
-        <w:t>XXXXXXXXXXXXXXXXXXXXXXXXXXXXXXXXXXXXXXXXXXXXXXXXXXXXXXXXXXXXXXXXXXXXXXXXXXXXXXXXXXXXXXXXXXXXXXXXXXXXXXXXXXXXXXXXXXXXXXXXXXXXXXXXXXXXXXXXXXXXXXXXXXXXXXXXXXXXXXXXXXXXXXXXXXXXXXXXXXXXXXXXXXXXXXXXXXXXXXXXXXXXXXXX</w:t>
-      </w:r>
-    </w:p>
-    <w:p>
-      <w:pPr>
-        <w:rPr>
-          <w:rFonts w:ascii="ＭＳ Ｐ明朝" w:eastAsia="ＭＳ Ｐ明朝" w:hAnsi="ＭＳ Ｐ明朝"/>
-        </w:rPr>
-      </w:pPr>
+          <w:rFonts w:ascii="ＭＳ Ｐ明朝" w:eastAsia="ＭＳ Ｐ明朝" w:hAnsi="ＭＳ Ｐ明朝" w:hint="eastAsia"/>
+        </w:rPr>
+      </w:pPr>
+      <w:r>
+        <w:rPr>
+          <w:rFonts w:ascii="ＭＳ Ｐ明朝" w:eastAsia="ＭＳ Ｐ明朝" w:hAnsi="ＭＳ Ｐ明朝" w:hint="eastAsia"/>
+        </w:rPr>
+        <w:t>お客を増やすことのできる触りやすいWebサイトの作成</w:t>
+      </w:r>
     </w:p>
     <w:p>
       <w:pPr>
@@ -486,20 +440,19 @@
         <w:rPr>
           <w:rFonts w:ascii="ＭＳ Ｐ明朝" w:eastAsia="ＭＳ Ｐ明朝" w:hAnsi="ＭＳ Ｐ明朝" w:hint="eastAsia"/>
         </w:rPr>
-        <w:t>XXXXXXXXXXXXXXXXXXXXXXXXXXXXXXXXXXXXXXXXXXXXXXXXXXXXXXXXXXXXXXXXXXXXXXXXXXXXXXXXXXXXXXXXXXXXXXXXXXXXXXXXXXXXXXXXXXXXXXXXXXXXXXXXXXXXXXXXXXXXXXXXXXXXXXXXXXXXXXXXXXXXXXXXXXXXXXXXXXXXXXXXXXXXXXXXXXXXXXXXXXXXXXXX</w:t>
-      </w:r>
-    </w:p>
-    <w:p>
-      <w:pPr>
-        <w:rPr>
-          <w:rFonts w:ascii="ＭＳ Ｐ明朝" w:eastAsia="ＭＳ Ｐ明朝" w:hAnsi="ＭＳ Ｐ明朝"/>
-        </w:rPr>
-      </w:pPr>
-    </w:p>
-    <w:p>
-      <w:pPr>
-        <w:rPr>
-          <w:rFonts w:ascii="ＭＳ Ｐ明朝" w:eastAsia="ＭＳ Ｐ明朝" w:hAnsi="ＭＳ Ｐ明朝"/>
+        <w:t>自宅サロン</w:t>
+      </w:r>
+      <w:r>
+        <w:rPr>
+          <w:rFonts w:ascii="ＭＳ Ｐ明朝" w:eastAsia="ＭＳ Ｐ明朝" w:hAnsi="ＭＳ Ｐ明朝" w:hint="eastAsia"/>
+        </w:rPr>
+        <w:t>、</w:t>
+      </w:r>
+    </w:p>
+    <w:p>
+      <w:pPr>
+        <w:rPr>
+          <w:rFonts w:ascii="ＭＳ Ｐ明朝" w:eastAsia="ＭＳ Ｐ明朝" w:hAnsi="ＭＳ Ｐ明朝" w:hint="eastAsia"/>
         </w:rPr>
       </w:pPr>
       <w:r>
@@ -508,20 +461,6 @@
         </w:rPr>
         <w:t>分析</w:t>
       </w:r>
-    </w:p>
-    <w:p>
-      <w:pPr>
-        <w:rPr>
-          <w:rFonts w:ascii="ＭＳ Ｐ明朝" w:eastAsia="ＭＳ Ｐ明朝" w:hAnsi="ＭＳ Ｐ明朝"/>
-        </w:rPr>
-      </w:pPr>
-    </w:p>
-    <w:p>
-      <w:pPr>
-        <w:rPr>
-          <w:rFonts w:ascii="ＭＳ Ｐ明朝" w:eastAsia="ＭＳ Ｐ明朝" w:hAnsi="ＭＳ Ｐ明朝"/>
-        </w:rPr>
-      </w:pPr>
     </w:p>
     <w:sectPr>
       <w:pgSz w:w="11906" w:h="16838"/>
@@ -1137,6 +1076,7 @@
   <w:style w:type="character" w:default="1" w:styleId="a0">
     <w:name w:val="Default Paragraph Font"/>
     <w:uiPriority w:val="1"/>
+    <w:semiHidden/>
     <w:unhideWhenUsed/>
   </w:style>
   <w:style w:type="table" w:default="1" w:styleId="a1">

--- a/制作ノート_25059_友原淳-1.docx
+++ b/制作ノート_25059_友原淳-1.docx
@@ -107,7 +107,7 @@
     <w:p>
       <w:pPr>
         <w:rPr>
-          <w:rFonts w:ascii="ＭＳ Ｐ明朝" w:eastAsia="ＭＳ Ｐ明朝" w:hAnsi="ＭＳ Ｐ明朝" w:hint="eastAsia"/>
+          <w:rFonts w:ascii="ＭＳ Ｐ明朝" w:eastAsia="ＭＳ Ｐ明朝" w:hAnsi="ＭＳ Ｐ明朝"/>
         </w:rPr>
       </w:pPr>
       <w:r>
@@ -120,31 +120,19 @@
         <w:rPr>
           <w:rFonts w:ascii="ＭＳ Ｐ明朝" w:eastAsia="ＭＳ Ｐ明朝" w:hAnsi="ＭＳ Ｐ明朝" w:hint="eastAsia"/>
         </w:rPr>
-        <w:t>とポスターまたチラシ</w:t>
-      </w:r>
-      <w:r>
-        <w:rPr>
-          <w:rFonts w:ascii="ＭＳ Ｐ明朝" w:eastAsia="ＭＳ Ｐ明朝" w:hAnsi="ＭＳ Ｐ明朝" w:hint="eastAsia"/>
-        </w:rPr>
-        <w:t>を</w:t>
-      </w:r>
-      <w:r>
-        <w:rPr>
-          <w:rFonts w:ascii="ＭＳ Ｐ明朝" w:eastAsia="ＭＳ Ｐ明朝" w:hAnsi="ＭＳ Ｐ明朝" w:hint="eastAsia"/>
-        </w:rPr>
-        <w:t>制作しま</w:t>
-      </w:r>
-      <w:r>
-        <w:rPr>
-          <w:rFonts w:ascii="ＭＳ Ｐ明朝" w:eastAsia="ＭＳ Ｐ明朝" w:hAnsi="ＭＳ Ｐ明朝" w:hint="eastAsia"/>
-        </w:rPr>
-        <w:t>す</w:t>
-      </w:r>
-      <w:r>
-        <w:rPr>
-          <w:rFonts w:ascii="ＭＳ Ｐ明朝" w:eastAsia="ＭＳ Ｐ明朝" w:hAnsi="ＭＳ Ｐ明朝" w:hint="eastAsia"/>
-        </w:rPr>
-        <w:t>。</w:t>
+        <w:t>の</w:t>
+      </w:r>
+      <w:r>
+        <w:rPr>
+          <w:rFonts w:ascii="ＭＳ Ｐ明朝" w:eastAsia="ＭＳ Ｐ明朝" w:hAnsi="ＭＳ Ｐ明朝" w:hint="eastAsia"/>
+        </w:rPr>
+        <w:t>制作</w:t>
+      </w:r>
+      <w:r>
+        <w:rPr>
+          <w:rFonts w:ascii="ＭＳ Ｐ明朝" w:eastAsia="ＭＳ Ｐ明朝" w:hAnsi="ＭＳ Ｐ明朝" w:hint="eastAsia"/>
+        </w:rPr>
+        <w:t>を行います。</w:t>
       </w:r>
     </w:p>
     <w:p>
@@ -163,7 +151,7 @@
     <w:p>
       <w:pPr>
         <w:rPr>
-          <w:rFonts w:ascii="ＭＳ Ｐ明朝" w:eastAsia="ＭＳ Ｐ明朝" w:hAnsi="ＭＳ Ｐ明朝" w:hint="eastAsia"/>
+          <w:rFonts w:ascii="ＭＳ Ｐ明朝" w:eastAsia="ＭＳ Ｐ明朝" w:hAnsi="ＭＳ Ｐ明朝"/>
         </w:rPr>
       </w:pPr>
       <w:r>
@@ -195,6 +183,31 @@
         <w:rPr>
           <w:rFonts w:ascii="ＭＳ Ｐ明朝" w:eastAsia="ＭＳ Ｐ明朝" w:hAnsi="ＭＳ Ｐ明朝" w:hint="eastAsia"/>
         </w:rPr>
+        <w:t>住所</w:t>
+      </w:r>
+      <w:r>
+        <w:rPr>
+          <w:rFonts w:ascii="ＭＳ Ｐ明朝" w:eastAsia="ＭＳ Ｐ明朝" w:hAnsi="ＭＳ Ｐ明朝" w:hint="eastAsia"/>
+        </w:rPr>
+        <w:t xml:space="preserve">　</w:t>
+      </w:r>
+      <w:r>
+        <w:rPr>
+          <w:rFonts w:ascii="ＭＳ Ｐ明朝" w:eastAsia="ＭＳ Ｐ明朝" w:hAnsi="ＭＳ Ｐ明朝"/>
+        </w:rPr>
+        <w:t>田川郡添田町大字庄919-8</w:t>
+      </w:r>
+    </w:p>
+    <w:p>
+      <w:pPr>
+        <w:rPr>
+          <w:rFonts w:ascii="ＭＳ Ｐ明朝" w:eastAsia="ＭＳ Ｐ明朝" w:hAnsi="ＭＳ Ｐ明朝"/>
+        </w:rPr>
+      </w:pPr>
+      <w:r>
+        <w:rPr>
+          <w:rFonts w:ascii="ＭＳ Ｐ明朝" w:eastAsia="ＭＳ Ｐ明朝" w:hAnsi="ＭＳ Ｐ明朝" w:hint="eastAsia"/>
+        </w:rPr>
         <w:t>制作スケジュール</w:t>
       </w:r>
     </w:p>
@@ -260,6 +273,12 @@
         </w:rPr>
         <w:t xml:space="preserve">　　　</w:t>
       </w:r>
+      <w:r>
+        <w:rPr>
+          <w:rFonts w:ascii="ＭＳ Ｐ明朝" w:eastAsia="ＭＳ Ｐ明朝" w:hAnsi="ＭＳ Ｐ明朝" w:hint="eastAsia"/>
+        </w:rPr>
+        <w:t>内容の設定(写真撮り)</w:t>
+      </w:r>
     </w:p>
     <w:p>
       <w:pPr>
@@ -273,6 +292,24 @@
         </w:rPr>
         <w:t>8月</w:t>
       </w:r>
+      <w:r>
+        <w:rPr>
+          <w:rFonts w:ascii="ＭＳ Ｐ明朝" w:eastAsia="ＭＳ Ｐ明朝" w:hAnsi="ＭＳ Ｐ明朝" w:hint="eastAsia"/>
+        </w:rPr>
+        <w:t xml:space="preserve">　　　形作り</w:t>
+      </w:r>
+      <w:r>
+        <w:rPr>
+          <w:rFonts w:ascii="ＭＳ Ｐ明朝" w:eastAsia="ＭＳ Ｐ明朝" w:hAnsi="ＭＳ Ｐ明朝" w:hint="eastAsia"/>
+        </w:rPr>
+        <w:t>したあと</w:t>
+      </w:r>
+      <w:r>
+        <w:rPr>
+          <w:rFonts w:ascii="ＭＳ Ｐ明朝" w:eastAsia="ＭＳ Ｐ明朝" w:hAnsi="ＭＳ Ｐ明朝" w:hint="eastAsia"/>
+        </w:rPr>
+        <w:t>ホームページの制作移ります</w:t>
+      </w:r>
     </w:p>
     <w:p>
       <w:pPr>
@@ -286,6 +323,12 @@
         </w:rPr>
         <w:t>9月</w:t>
       </w:r>
+      <w:r>
+        <w:rPr>
+          <w:rFonts w:ascii="ＭＳ Ｐ明朝" w:eastAsia="ＭＳ Ｐ明朝" w:hAnsi="ＭＳ Ｐ明朝" w:hint="eastAsia"/>
+        </w:rPr>
+        <w:t xml:space="preserve">　　　ホームページのヘッダーなどの制作を行います</w:t>
+      </w:r>
     </w:p>
     <w:p>
       <w:pPr>
@@ -299,6 +342,12 @@
         </w:rPr>
         <w:t>１０月</w:t>
       </w:r>
+      <w:r>
+        <w:rPr>
+          <w:rFonts w:ascii="ＭＳ Ｐ明朝" w:eastAsia="ＭＳ Ｐ明朝" w:hAnsi="ＭＳ Ｐ明朝" w:hint="eastAsia"/>
+        </w:rPr>
+        <w:t xml:space="preserve">　　9月での制作と8月での制作を合わせます。</w:t>
+      </w:r>
     </w:p>
     <w:p>
       <w:pPr>
@@ -312,6 +361,12 @@
         </w:rPr>
         <w:t>11月</w:t>
       </w:r>
+      <w:r>
+        <w:rPr>
+          <w:rFonts w:ascii="ＭＳ Ｐ明朝" w:eastAsia="ＭＳ Ｐ明朝" w:hAnsi="ＭＳ Ｐ明朝" w:hint="eastAsia"/>
+        </w:rPr>
+        <w:t xml:space="preserve">　　最終調整、最終確認を行います。</w:t>
+      </w:r>
     </w:p>
     <w:p>
       <w:pPr>
@@ -325,6 +380,12 @@
         </w:rPr>
         <w:t>12月</w:t>
       </w:r>
+      <w:r>
+        <w:rPr>
+          <w:rFonts w:ascii="ＭＳ Ｐ明朝" w:eastAsia="ＭＳ Ｐ明朝" w:hAnsi="ＭＳ Ｐ明朝" w:hint="eastAsia"/>
+        </w:rPr>
+        <w:t xml:space="preserve">　　完成</w:t>
+      </w:r>
     </w:p>
     <w:p>
       <w:pPr>
@@ -368,7 +429,7 @@
     <w:p>
       <w:pPr>
         <w:rPr>
-          <w:rFonts w:ascii="ＭＳ Ｐ明朝" w:eastAsia="ＭＳ Ｐ明朝" w:hAnsi="ＭＳ Ｐ明朝" w:hint="eastAsia"/>
+          <w:rFonts w:ascii="ＭＳ Ｐ明朝" w:eastAsia="ＭＳ Ｐ明朝" w:hAnsi="ＭＳ Ｐ明朝"/>
         </w:rPr>
       </w:pPr>
       <w:r>
@@ -381,7 +442,7 @@
     <w:p>
       <w:pPr>
         <w:rPr>
-          <w:rFonts w:ascii="ＭＳ Ｐ明朝" w:eastAsia="ＭＳ Ｐ明朝" w:hAnsi="ＭＳ Ｐ明朝" w:hint="eastAsia"/>
+          <w:rFonts w:ascii="ＭＳ Ｐ明朝" w:eastAsia="ＭＳ Ｐ明朝" w:hAnsi="ＭＳ Ｐ明朝"/>
         </w:rPr>
       </w:pPr>
       <w:r>
@@ -407,7 +468,7 @@
     <w:p>
       <w:pPr>
         <w:rPr>
-          <w:rFonts w:ascii="ＭＳ Ｐ明朝" w:eastAsia="ＭＳ Ｐ明朝" w:hAnsi="ＭＳ Ｐ明朝" w:hint="eastAsia"/>
+          <w:rFonts w:ascii="ＭＳ Ｐ明朝" w:eastAsia="ＭＳ Ｐ明朝" w:hAnsi="ＭＳ Ｐ明朝"/>
         </w:rPr>
       </w:pPr>
       <w:r>
@@ -452,13 +513,14 @@
     <w:p>
       <w:pPr>
         <w:rPr>
-          <w:rFonts w:ascii="ＭＳ Ｐ明朝" w:eastAsia="ＭＳ Ｐ明朝" w:hAnsi="ＭＳ Ｐ明朝" w:hint="eastAsia"/>
-        </w:rPr>
-      </w:pPr>
-      <w:r>
-        <w:rPr>
-          <w:rFonts w:ascii="ＭＳ Ｐ明朝" w:eastAsia="ＭＳ Ｐ明朝" w:hAnsi="ＭＳ Ｐ明朝" w:hint="eastAsia"/>
-        </w:rPr>
+          <w:rFonts w:ascii="ＭＳ Ｐ明朝" w:eastAsia="ＭＳ Ｐ明朝" w:hAnsi="ＭＳ Ｐ明朝"/>
+        </w:rPr>
+      </w:pPr>
+      <w:r>
+        <w:rPr>
+          <w:rFonts w:ascii="ＭＳ Ｐ明朝" w:eastAsia="ＭＳ Ｐ明朝" w:hAnsi="ＭＳ Ｐ明朝" w:hint="eastAsia"/>
+        </w:rPr>
+        <w:lastRenderedPageBreak/>
         <w:t>分析</w:t>
       </w:r>
     </w:p>
@@ -470,6 +532,56 @@
     </w:sectPr>
   </w:body>
 </w:document>
+</file>
+
+<file path=word/endnotes.xml><?xml version="1.0" encoding="utf-8"?>
+<w:endnotes xmlns:wpc="http://schemas.microsoft.com/office/word/2010/wordprocessingCanvas" xmlns:cx="http://schemas.microsoft.com/office/drawing/2014/chartex" xmlns:cx1="http://schemas.microsoft.com/office/drawing/2015/9/8/chartex" xmlns:cx2="http://schemas.microsoft.com/office/drawing/2015/10/21/chartex" xmlns:cx3="http://schemas.microsoft.com/office/drawing/2016/5/9/chartex" xmlns:cx4="http://schemas.microsoft.com/office/drawing/2016/5/10/chartex" xmlns:cx5="http://schemas.microsoft.com/office/drawing/2016/5/11/chartex" xmlns:cx6="http://schemas.microsoft.com/office/drawing/2016/5/12/chartex" xmlns:cx7="http://schemas.microsoft.com/office/drawing/2016/5/13/chartex" xmlns:cx8="http://schemas.microsoft.com/office/drawing/2016/5/14/chartex" xmlns:mc="http://schemas.openxmlformats.org/markup-compatibility/2006" xmlns:aink="http://schemas.microsoft.com/office/drawing/2016/ink" xmlns:am3d="http://schemas.microsoft.com/office/drawing/2017/model3d" xmlns:o="urn:schemas-microsoft-com:office:office" xmlns:oel="http://schemas.microsoft.com/office/2019/extlst" xmlns:r="http://schemas.openxmlformats.org/officeDocument/2006/relationships" xmlns:m="http://schemas.openxmlformats.org/officeDocument/2006/math" xmlns:v="urn:schemas-microsoft-com:vml" xmlns:wp14="http://schemas.microsoft.com/office/word/2010/wordprocessingDrawing" xmlns:wp="http://schemas.openxmlformats.org/drawingml/2006/wordprocessingDrawing" xmlns:w10="urn:schemas-microsoft-com:office:word" xmlns:w="http://schemas.openxmlformats.org/wordprocessingml/2006/main" xmlns:w14="http://schemas.microsoft.com/office/word/2010/wordml" xmlns:w15="http://schemas.microsoft.com/office/word/2012/wordml" xmlns:w16cex="http://schemas.microsoft.com/office/word/2018/wordml/cex" xmlns:w16cid="http://schemas.microsoft.com/office/word/2016/wordml/cid" xmlns:w16="http://schemas.microsoft.com/office/word/2018/wordml" xmlns:w16du="http://schemas.microsoft.com/office/word/2023/wordml/word16du" xmlns:w16sdtdh="http://schemas.microsoft.com/office/word/2020/wordml/sdtdatahash" xmlns:w16sdtfl="http://schemas.microsoft.com/office/word/2024/wordml/sdtformatlock" xmlns:w16se="http://schemas.microsoft.com/office/word/2015/wordml/symex" xmlns:wpg="http://schemas.microsoft.com/office/word/2010/wordprocessingGroup" xmlns:wpi="http://schemas.microsoft.com/office/word/2010/wordprocessingInk" xmlns:wne="http://schemas.microsoft.com/office/word/2006/wordml" xmlns:wps="http://schemas.microsoft.com/office/word/2010/wordprocessingShape" mc:Ignorable="w14 w15 w16se w16cid w16 w16cex w16sdtdh w16sdtfl w16du wp14">
+  <w:endnote w:type="separator" w:id="-1">
+    <w:p>
+      <w:pPr>
+        <w:spacing w:after="0" w:line="240" w:lineRule="auto"/>
+      </w:pPr>
+      <w:r>
+        <w:separator/>
+      </w:r>
+    </w:p>
+  </w:endnote>
+  <w:endnote w:type="continuationSeparator" w:id="0">
+    <w:p>
+      <w:pPr>
+        <w:spacing w:after="0" w:line="240" w:lineRule="auto"/>
+      </w:pPr>
+      <w:r>
+        <w:continuationSeparator/>
+      </w:r>
+    </w:p>
+  </w:endnote>
+</w:endnotes>
+</file>
+
+<file path=word/footnotes.xml><?xml version="1.0" encoding="utf-8"?>
+<w:footnotes xmlns:wpc="http://schemas.microsoft.com/office/word/2010/wordprocessingCanvas" xmlns:cx="http://schemas.microsoft.com/office/drawing/2014/chartex" xmlns:cx1="http://schemas.microsoft.com/office/drawing/2015/9/8/chartex" xmlns:cx2="http://schemas.microsoft.com/office/drawing/2015/10/21/chartex" xmlns:cx3="http://schemas.microsoft.com/office/drawing/2016/5/9/chartex" xmlns:cx4="http://schemas.microsoft.com/office/drawing/2016/5/10/chartex" xmlns:cx5="http://schemas.microsoft.com/office/drawing/2016/5/11/chartex" xmlns:cx6="http://schemas.microsoft.com/office/drawing/2016/5/12/chartex" xmlns:cx7="http://schemas.microsoft.com/office/drawing/2016/5/13/chartex" xmlns:cx8="http://schemas.microsoft.com/office/drawing/2016/5/14/chartex" xmlns:mc="http://schemas.openxmlformats.org/markup-compatibility/2006" xmlns:aink="http://schemas.microsoft.com/office/drawing/2016/ink" xmlns:am3d="http://schemas.microsoft.com/office/drawing/2017/model3d" xmlns:o="urn:schemas-microsoft-com:office:office" xmlns:oel="http://schemas.microsoft.com/office/2019/extlst" xmlns:r="http://schemas.openxmlformats.org/officeDocument/2006/relationships" xmlns:m="http://schemas.openxmlformats.org/officeDocument/2006/math" xmlns:v="urn:schemas-microsoft-com:vml" xmlns:wp14="http://schemas.microsoft.com/office/word/2010/wordprocessingDrawing" xmlns:wp="http://schemas.openxmlformats.org/drawingml/2006/wordprocessingDrawing" xmlns:w10="urn:schemas-microsoft-com:office:word" xmlns:w="http://schemas.openxmlformats.org/wordprocessingml/2006/main" xmlns:w14="http://schemas.microsoft.com/office/word/2010/wordml" xmlns:w15="http://schemas.microsoft.com/office/word/2012/wordml" xmlns:w16cex="http://schemas.microsoft.com/office/word/2018/wordml/cex" xmlns:w16cid="http://schemas.microsoft.com/office/word/2016/wordml/cid" xmlns:w16="http://schemas.microsoft.com/office/word/2018/wordml" xmlns:w16du="http://schemas.microsoft.com/office/word/2023/wordml/word16du" xmlns:w16sdtdh="http://schemas.microsoft.com/office/word/2020/wordml/sdtdatahash" xmlns:w16sdtfl="http://schemas.microsoft.com/office/word/2024/wordml/sdtformatlock" xmlns:w16se="http://schemas.microsoft.com/office/word/2015/wordml/symex" xmlns:wpg="http://schemas.microsoft.com/office/word/2010/wordprocessingGroup" xmlns:wpi="http://schemas.microsoft.com/office/word/2010/wordprocessingInk" xmlns:wne="http://schemas.microsoft.com/office/word/2006/wordml" xmlns:wps="http://schemas.microsoft.com/office/word/2010/wordprocessingShape" mc:Ignorable="w14 w15 w16se w16cid w16 w16cex w16sdtdh w16sdtfl w16du wp14">
+  <w:footnote w:type="separator" w:id="-1">
+    <w:p>
+      <w:pPr>
+        <w:spacing w:after="0" w:line="240" w:lineRule="auto"/>
+      </w:pPr>
+      <w:r>
+        <w:separator/>
+      </w:r>
+    </w:p>
+  </w:footnote>
+  <w:footnote w:type="continuationSeparator" w:id="0">
+    <w:p>
+      <w:pPr>
+        <w:spacing w:after="0" w:line="240" w:lineRule="auto"/>
+      </w:pPr>
+      <w:r>
+        <w:continuationSeparator/>
+      </w:r>
+    </w:p>
+  </w:footnote>
+</w:footnotes>
 </file>
 
 <file path=word/styles.xml><?xml version="1.0" encoding="utf-8"?>
@@ -1403,6 +1515,50 @@
     <w:semiHidden/>
     <w:rsid w:val="00D423A1"/>
   </w:style>
+  <w:style w:type="paragraph" w:styleId="ac">
+    <w:name w:val="header"/>
+    <w:basedOn w:val="a"/>
+    <w:link w:val="ad"/>
+    <w:uiPriority w:val="99"/>
+    <w:unhideWhenUsed/>
+    <w:rsid w:val="00A22A25"/>
+    <w:pPr>
+      <w:tabs>
+        <w:tab w:val="center" w:pos="4252"/>
+        <w:tab w:val="right" w:pos="8504"/>
+      </w:tabs>
+      <w:snapToGrid w:val="0"/>
+    </w:pPr>
+  </w:style>
+  <w:style w:type="character" w:customStyle="1" w:styleId="ad">
+    <w:name w:val="ヘッダー (文字)"/>
+    <w:basedOn w:val="a0"/>
+    <w:link w:val="ac"/>
+    <w:uiPriority w:val="99"/>
+    <w:rsid w:val="00A22A25"/>
+  </w:style>
+  <w:style w:type="paragraph" w:styleId="ae">
+    <w:name w:val="footer"/>
+    <w:basedOn w:val="a"/>
+    <w:link w:val="af"/>
+    <w:uiPriority w:val="99"/>
+    <w:unhideWhenUsed/>
+    <w:rsid w:val="00A22A25"/>
+    <w:pPr>
+      <w:tabs>
+        <w:tab w:val="center" w:pos="4252"/>
+        <w:tab w:val="right" w:pos="8504"/>
+      </w:tabs>
+      <w:snapToGrid w:val="0"/>
+    </w:pPr>
+  </w:style>
+  <w:style w:type="character" w:customStyle="1" w:styleId="af">
+    <w:name w:val="フッター (文字)"/>
+    <w:basedOn w:val="a0"/>
+    <w:link w:val="ae"/>
+    <w:uiPriority w:val="99"/>
+    <w:rsid w:val="00A22A25"/>
+  </w:style>
 </w:styles>
 </file>
 

--- a/制作ノート_25059_友原淳-1.docx
+++ b/制作ノート_25059_友原淳-1.docx
@@ -151,7 +151,7 @@
     <w:p>
       <w:pPr>
         <w:rPr>
-          <w:rFonts w:ascii="ＭＳ Ｐ明朝" w:eastAsia="ＭＳ Ｐ明朝" w:hAnsi="ＭＳ Ｐ明朝"/>
+          <w:rFonts w:ascii="ＭＳ Ｐ明朝" w:eastAsia="ＭＳ Ｐ明朝" w:hAnsi="ＭＳ Ｐ明朝" w:hint="eastAsia"/>
         </w:rPr>
       </w:pPr>
       <w:r>
@@ -183,6 +183,95 @@
         <w:rPr>
           <w:rFonts w:ascii="ＭＳ Ｐ明朝" w:eastAsia="ＭＳ Ｐ明朝" w:hAnsi="ＭＳ Ｐ明朝" w:hint="eastAsia"/>
         </w:rPr>
+        <w:t>研究概要</w:t>
+      </w:r>
+    </w:p>
+    <w:p>
+      <w:pPr>
+        <w:rPr>
+          <w:rFonts w:ascii="ＭＳ Ｐ明朝" w:eastAsia="ＭＳ Ｐ明朝" w:hAnsi="ＭＳ Ｐ明朝" w:hint="eastAsia"/>
+        </w:rPr>
+      </w:pPr>
+      <w:r>
+        <w:rPr>
+          <w:rFonts w:ascii="ＭＳ Ｐ明朝" w:eastAsia="ＭＳ Ｐ明朝" w:hAnsi="ＭＳ Ｐ明朝" w:hint="eastAsia"/>
+        </w:rPr>
+        <w:t>1ページ、メニューバー、店舗名</w:t>
+      </w:r>
+      <w:r>
+        <w:rPr>
+          <w:rFonts w:ascii="ＭＳ Ｐ明朝" w:eastAsia="ＭＳ Ｐ明朝" w:hAnsi="ＭＳ Ｐ明朝" w:hint="eastAsia"/>
+        </w:rPr>
+        <w:t>、</w:t>
+      </w:r>
+      <w:r>
+        <w:rPr>
+          <w:rFonts w:ascii="ＭＳ Ｐ明朝" w:eastAsia="ＭＳ Ｐ明朝" w:hAnsi="ＭＳ Ｐ明朝" w:hint="eastAsia"/>
+        </w:rPr>
+        <w:t>お知らせ、営業時間</w:t>
+      </w:r>
+    </w:p>
+    <w:p>
+      <w:pPr>
+        <w:rPr>
+          <w:rFonts w:ascii="ＭＳ Ｐ明朝" w:eastAsia="ＭＳ Ｐ明朝" w:hAnsi="ＭＳ Ｐ明朝"/>
+        </w:rPr>
+      </w:pPr>
+      <w:r>
+        <w:rPr>
+          <w:rFonts w:ascii="ＭＳ Ｐ明朝" w:eastAsia="ＭＳ Ｐ明朝" w:hAnsi="ＭＳ Ｐ明朝" w:hint="eastAsia"/>
+        </w:rPr>
+        <w:t>2ページ、メニュー表(金額含めて)</w:t>
+      </w:r>
+    </w:p>
+    <w:p>
+      <w:pPr>
+        <w:rPr>
+          <w:rFonts w:ascii="ＭＳ Ｐ明朝" w:eastAsia="ＭＳ Ｐ明朝" w:hAnsi="ＭＳ Ｐ明朝"/>
+        </w:rPr>
+      </w:pPr>
+      <w:r>
+        <w:rPr>
+          <w:rFonts w:ascii="ＭＳ Ｐ明朝" w:eastAsia="ＭＳ Ｐ明朝" w:hAnsi="ＭＳ Ｐ明朝" w:hint="eastAsia"/>
+        </w:rPr>
+        <w:t>3ページ、</w:t>
+      </w:r>
+      <w:r>
+        <w:rPr>
+          <w:rFonts w:ascii="ＭＳ Ｐ明朝" w:eastAsia="ＭＳ Ｐ明朝" w:hAnsi="ＭＳ Ｐ明朝" w:hint="eastAsia"/>
+        </w:rPr>
+        <w:t>予約ページ</w:t>
+      </w:r>
+    </w:p>
+    <w:p>
+      <w:pPr>
+        <w:rPr>
+          <w:rFonts w:ascii="ＭＳ Ｐ明朝" w:eastAsia="ＭＳ Ｐ明朝" w:hAnsi="ＭＳ Ｐ明朝" w:hint="eastAsia"/>
+        </w:rPr>
+      </w:pPr>
+      <w:r>
+        <w:rPr>
+          <w:rFonts w:ascii="ＭＳ Ｐ明朝" w:eastAsia="ＭＳ Ｐ明朝" w:hAnsi="ＭＳ Ｐ明朝" w:hint="eastAsia"/>
+        </w:rPr>
+        <w:t>4ページ</w:t>
+      </w:r>
+      <w:r>
+        <w:rPr>
+          <w:rFonts w:ascii="ＭＳ Ｐ明朝" w:eastAsia="ＭＳ Ｐ明朝" w:hAnsi="ＭＳ Ｐ明朝" w:hint="eastAsia"/>
+        </w:rPr>
+        <w:t>、お問い合わせ</w:t>
+      </w:r>
+    </w:p>
+    <w:p>
+      <w:pPr>
+        <w:rPr>
+          <w:rFonts w:ascii="ＭＳ Ｐ明朝" w:eastAsia="ＭＳ Ｐ明朝" w:hAnsi="ＭＳ Ｐ明朝"/>
+        </w:rPr>
+      </w:pPr>
+      <w:r>
+        <w:rPr>
+          <w:rFonts w:ascii="ＭＳ Ｐ明朝" w:eastAsia="ＭＳ Ｐ明朝" w:hAnsi="ＭＳ Ｐ明朝" w:hint="eastAsia"/>
+        </w:rPr>
         <w:t>住所</w:t>
       </w:r>
       <w:r>
@@ -449,6 +538,7 @@
         <w:rPr>
           <w:rFonts w:ascii="ＭＳ Ｐ明朝" w:eastAsia="ＭＳ Ｐ明朝" w:hAnsi="ＭＳ Ｐ明朝" w:hint="eastAsia"/>
         </w:rPr>
+        <w:lastRenderedPageBreak/>
         <w:t>Adobeアプリ　ビジュアルスタジオコード</w:t>
       </w:r>
     </w:p>
@@ -494,7 +584,7 @@
     <w:p>
       <w:pPr>
         <w:rPr>
-          <w:rFonts w:ascii="ＭＳ Ｐ明朝" w:eastAsia="ＭＳ Ｐ明朝" w:hAnsi="ＭＳ Ｐ明朝"/>
+          <w:rFonts w:ascii="ＭＳ Ｐ明朝" w:eastAsia="ＭＳ Ｐ明朝" w:hAnsi="ＭＳ Ｐ明朝" w:hint="eastAsia"/>
         </w:rPr>
       </w:pPr>
       <w:r>
@@ -508,20 +598,6 @@
           <w:rFonts w:ascii="ＭＳ Ｐ明朝" w:eastAsia="ＭＳ Ｐ明朝" w:hAnsi="ＭＳ Ｐ明朝" w:hint="eastAsia"/>
         </w:rPr>
         <w:t>、</w:t>
-      </w:r>
-    </w:p>
-    <w:p>
-      <w:pPr>
-        <w:rPr>
-          <w:rFonts w:ascii="ＭＳ Ｐ明朝" w:eastAsia="ＭＳ Ｐ明朝" w:hAnsi="ＭＳ Ｐ明朝"/>
-        </w:rPr>
-      </w:pPr>
-      <w:r>
-        <w:rPr>
-          <w:rFonts w:ascii="ＭＳ Ｐ明朝" w:eastAsia="ＭＳ Ｐ明朝" w:hAnsi="ＭＳ Ｐ明朝" w:hint="eastAsia"/>
-        </w:rPr>
-        <w:lastRenderedPageBreak/>
-        <w:t>分析</w:t>
       </w:r>
     </w:p>
     <w:sectPr>
@@ -984,6 +1060,7 @@
   <w:style w:type="paragraph" w:default="1" w:styleId="a">
     <w:name w:val="Normal"/>
     <w:qFormat/>
+    <w:rsid w:val="00B30611"/>
     <w:pPr>
       <w:widowControl w:val="0"/>
     </w:pPr>

--- a/制作ノート_25059_友原淳-1.docx
+++ b/制作ノート_25059_友原淳-1.docx
@@ -183,13 +183,13 @@
         <w:rPr>
           <w:rFonts w:ascii="ＭＳ Ｐ明朝" w:eastAsia="ＭＳ Ｐ明朝" w:hAnsi="ＭＳ Ｐ明朝" w:hint="eastAsia"/>
         </w:rPr>
-        <w:t>研究概要</w:t>
-      </w:r>
-    </w:p>
-    <w:p>
-      <w:pPr>
-        <w:rPr>
-          <w:rFonts w:ascii="ＭＳ Ｐ明朝" w:eastAsia="ＭＳ Ｐ明朝" w:hAnsi="ＭＳ Ｐ明朝" w:hint="eastAsia"/>
+        <w:t>ページ構成</w:t>
+      </w:r>
+    </w:p>
+    <w:p>
+      <w:pPr>
+        <w:rPr>
+          <w:rFonts w:ascii="ＭＳ Ｐ明朝" w:eastAsia="ＭＳ Ｐ明朝" w:hAnsi="ＭＳ Ｐ明朝"/>
         </w:rPr>
       </w:pPr>
       <w:r>
@@ -202,13 +202,7 @@
         <w:rPr>
           <w:rFonts w:ascii="ＭＳ Ｐ明朝" w:eastAsia="ＭＳ Ｐ明朝" w:hAnsi="ＭＳ Ｐ明朝" w:hint="eastAsia"/>
         </w:rPr>
-        <w:t>、</w:t>
-      </w:r>
-      <w:r>
-        <w:rPr>
-          <w:rFonts w:ascii="ＭＳ Ｐ明朝" w:eastAsia="ＭＳ Ｐ明朝" w:hAnsi="ＭＳ Ｐ明朝" w:hint="eastAsia"/>
-        </w:rPr>
-        <w:t>お知らせ、営業時間</w:t>
+        <w:t>、お知らせ、営業時間</w:t>
       </w:r>
     </w:p>
     <w:p>
@@ -246,7 +240,7 @@
     <w:p>
       <w:pPr>
         <w:rPr>
-          <w:rFonts w:ascii="ＭＳ Ｐ明朝" w:eastAsia="ＭＳ Ｐ明朝" w:hAnsi="ＭＳ Ｐ明朝" w:hint="eastAsia"/>
+          <w:rFonts w:ascii="ＭＳ Ｐ明朝" w:eastAsia="ＭＳ Ｐ明朝" w:hAnsi="ＭＳ Ｐ明朝"/>
         </w:rPr>
       </w:pPr>
       <w:r>
@@ -297,6 +291,31 @@
         <w:rPr>
           <w:rFonts w:ascii="ＭＳ Ｐ明朝" w:eastAsia="ＭＳ Ｐ明朝" w:hAnsi="ＭＳ Ｐ明朝" w:hint="eastAsia"/>
         </w:rPr>
+        <w:t>西</w:t>
+      </w:r>
+      <w:r>
+        <w:rPr>
+          <w:rFonts w:ascii="ＭＳ Ｐ明朝" w:eastAsia="ＭＳ Ｐ明朝" w:hAnsi="ＭＳ Ｐ明朝"/>
+        </w:rPr>
+        <w:t>添田</w:t>
+      </w:r>
+      <w:r>
+        <w:rPr>
+          <w:rFonts w:ascii="ＭＳ Ｐ明朝" w:eastAsia="ＭＳ Ｐ明朝" w:hAnsi="ＭＳ Ｐ明朝" w:hint="eastAsia"/>
+        </w:rPr>
+        <w:t>駅から徒歩5分</w:t>
+      </w:r>
+    </w:p>
+    <w:p>
+      <w:pPr>
+        <w:rPr>
+          <w:rFonts w:ascii="ＭＳ Ｐ明朝" w:eastAsia="ＭＳ Ｐ明朝" w:hAnsi="ＭＳ Ｐ明朝"/>
+        </w:rPr>
+      </w:pPr>
+      <w:r>
+        <w:rPr>
+          <w:rFonts w:ascii="ＭＳ Ｐ明朝" w:eastAsia="ＭＳ Ｐ明朝" w:hAnsi="ＭＳ Ｐ明朝" w:hint="eastAsia"/>
+        </w:rPr>
         <w:t>制作スケジュール</w:t>
       </w:r>
     </w:p>
@@ -525,6 +544,7 @@
         <w:rPr>
           <w:rFonts w:ascii="ＭＳ Ｐ明朝" w:eastAsia="ＭＳ Ｐ明朝" w:hAnsi="ＭＳ Ｐ明朝" w:hint="eastAsia"/>
         </w:rPr>
+        <w:lastRenderedPageBreak/>
         <w:t>備品・準備について</w:t>
       </w:r>
     </w:p>
@@ -538,7 +558,6 @@
         <w:rPr>
           <w:rFonts w:ascii="ＭＳ Ｐ明朝" w:eastAsia="ＭＳ Ｐ明朝" w:hAnsi="ＭＳ Ｐ明朝" w:hint="eastAsia"/>
         </w:rPr>
-        <w:lastRenderedPageBreak/>
         <w:t>Adobeアプリ　ビジュアルスタジオコード</w:t>
       </w:r>
     </w:p>
@@ -584,7 +603,7 @@
     <w:p>
       <w:pPr>
         <w:rPr>
-          <w:rFonts w:ascii="ＭＳ Ｐ明朝" w:eastAsia="ＭＳ Ｐ明朝" w:hAnsi="ＭＳ Ｐ明朝" w:hint="eastAsia"/>
+          <w:rFonts w:ascii="ＭＳ Ｐ明朝" w:eastAsia="ＭＳ Ｐ明朝" w:hAnsi="ＭＳ Ｐ明朝"/>
         </w:rPr>
       </w:pPr>
       <w:r>

--- a/制作ノート_25059_友原淳-1.docx
+++ b/制作ノート_25059_友原淳-1.docx
@@ -151,7 +151,7 @@
     <w:p>
       <w:pPr>
         <w:rPr>
-          <w:rFonts w:ascii="ＭＳ Ｐ明朝" w:eastAsia="ＭＳ Ｐ明朝" w:hAnsi="ＭＳ Ｐ明朝" w:hint="eastAsia"/>
+          <w:rFonts w:ascii="ＭＳ Ｐ明朝" w:eastAsia="ＭＳ Ｐ明朝" w:hAnsi="ＭＳ Ｐ明朝"/>
         </w:rPr>
       </w:pPr>
       <w:r>
@@ -183,6 +183,57 @@
         <w:rPr>
           <w:rFonts w:ascii="ＭＳ Ｐ明朝" w:eastAsia="ＭＳ Ｐ明朝" w:hAnsi="ＭＳ Ｐ明朝" w:hint="eastAsia"/>
         </w:rPr>
+        <w:t>店舗分析　デザイン力、他の店舗と違ってアンドヘルシー</w:t>
+      </w:r>
+      <w:r>
+        <w:rPr>
+          <w:rFonts w:ascii="ＭＳ Ｐ明朝" w:eastAsia="ＭＳ Ｐ明朝" w:hAnsi="ＭＳ Ｐ明朝" w:hint="eastAsia"/>
+        </w:rPr>
+        <w:t>(マツエクをした後にパーマができる)</w:t>
+      </w:r>
+      <w:r>
+        <w:rPr>
+          <w:rFonts w:ascii="ＭＳ Ｐ明朝" w:eastAsia="ＭＳ Ｐ明朝" w:hAnsi="ＭＳ Ｐ明朝" w:hint="eastAsia"/>
+        </w:rPr>
+        <w:t>というものができる。</w:t>
+      </w:r>
+    </w:p>
+    <w:p>
+      <w:pPr>
+        <w:rPr>
+          <w:rFonts w:ascii="ＭＳ Ｐ明朝" w:eastAsia="ＭＳ Ｐ明朝" w:hAnsi="ＭＳ Ｐ明朝"/>
+        </w:rPr>
+      </w:pPr>
+      <w:r>
+        <w:rPr>
+          <w:rFonts w:ascii="ＭＳ Ｐ明朝" w:eastAsia="ＭＳ Ｐ明朝" w:hAnsi="ＭＳ Ｐ明朝" w:hint="eastAsia"/>
+        </w:rPr>
+        <w:t>美容所登録、保健所登録、美容師免許、という安全も確保かれております。</w:t>
+      </w:r>
+    </w:p>
+    <w:p>
+      <w:pPr>
+        <w:rPr>
+          <w:rFonts w:ascii="ＭＳ Ｐ明朝" w:eastAsia="ＭＳ Ｐ明朝" w:hAnsi="ＭＳ Ｐ明朝" w:hint="eastAsia"/>
+        </w:rPr>
+      </w:pPr>
+      <w:r>
+        <w:rPr>
+          <w:rFonts w:ascii="ＭＳ Ｐ明朝" w:eastAsia="ＭＳ Ｐ明朝" w:hAnsi="ＭＳ Ｐ明朝" w:hint="eastAsia"/>
+        </w:rPr>
+        <w:t>完全個室のため他の人のことを考えなくていいところも他の自宅サロンではない一つです</w:t>
+      </w:r>
+    </w:p>
+    <w:p>
+      <w:pPr>
+        <w:rPr>
+          <w:rFonts w:ascii="ＭＳ Ｐ明朝" w:eastAsia="ＭＳ Ｐ明朝" w:hAnsi="ＭＳ Ｐ明朝"/>
+        </w:rPr>
+      </w:pPr>
+      <w:r>
+        <w:rPr>
+          <w:rFonts w:ascii="ＭＳ Ｐ明朝" w:eastAsia="ＭＳ Ｐ明朝" w:hAnsi="ＭＳ Ｐ明朝" w:hint="eastAsia"/>
+        </w:rPr>
         <w:t>ページ構成</w:t>
       </w:r>
     </w:p>
@@ -505,6 +556,7 @@
         <w:rPr>
           <w:rFonts w:ascii="ＭＳ Ｐ明朝" w:eastAsia="ＭＳ Ｐ明朝" w:hAnsi="ＭＳ Ｐ明朝" w:hint="eastAsia"/>
         </w:rPr>
+        <w:lastRenderedPageBreak/>
         <w:t>1月</w:t>
       </w:r>
     </w:p>
@@ -544,7 +596,6 @@
         <w:rPr>
           <w:rFonts w:ascii="ＭＳ Ｐ明朝" w:eastAsia="ＭＳ Ｐ明朝" w:hAnsi="ＭＳ Ｐ明朝" w:hint="eastAsia"/>
         </w:rPr>
-        <w:lastRenderedPageBreak/>
         <w:t>備品・準備について</w:t>
       </w:r>
     </w:p>
